--- a/Documentazione/Legal/Registro_Trattamenti_RoPA.docx
+++ b/Documentazione/Legal/Registro_Trattamenti_RoPA.docx
@@ -785,7 +785,7 @@
                 <w:sz w:val="19"/>
                 <w:szCs w:val="19"/>
               </w:rPr>
-              <w:t xml:space="preserve">Oracle Cloud (hosting, Italia); Google e Microsoft (se si usa l'accesso con il loro account); Neon (staging).</w:t>
+              <w:t xml:space="preserve">Oracle Cloud (hosting, Italia); Google e Microsoft (se si usa l'accesso con il loro account). Lo staging (Neon, UE) riceve solo una copia anonimizzata.</w:t>
             </w:r>
           </w:p>
         </w:tc>
@@ -839,7 +839,7 @@
                 <w:sz w:val="19"/>
                 <w:szCs w:val="19"/>
               </w:rPr>
-              <w:t xml:space="preserve">Nessuno per l'hosting; Google/Microsoft secondo le loro garanzie (SCC / Data Privacy Framework); Neon: [da verificare].</w:t>
+              <w:t xml:space="preserve">Nessuno per l'hosting e lo staging; Google/Microsoft secondo le loro garanzie (SCC / Data Privacy Framework).</w:t>
             </w:r>
           </w:p>
         </w:tc>
@@ -1317,7 +1317,7 @@
                 <w:sz w:val="19"/>
                 <w:szCs w:val="19"/>
               </w:rPr>
-              <w:t xml:space="preserve">Oracle Cloud; Neon (staging); Atlassian (se Jira è collegato).</w:t>
+              <w:t xml:space="preserve">Oracle Cloud; Atlassian (se Jira è collegato). Lo staging (Neon, UE) riceve solo una copia anonimizzata.</w:t>
             </w:r>
           </w:p>
         </w:tc>
@@ -1371,7 +1371,7 @@
                 <w:sz w:val="19"/>
                 <w:szCs w:val="19"/>
               </w:rPr>
-              <w:t xml:space="preserve">Hosting in Italia; Neon e Atlassian: [da verificare].</w:t>
+              <w:t xml:space="preserve">Hosting in Italia, staging in UE; Atlassian: secondo l'istanza del cliente.</w:t>
             </w:r>
           </w:p>
         </w:tc>

--- a/Documentazione/Legal/Registro_Trattamenti_RoPA.docx
+++ b/Documentazione/Legal/Registro_Trattamenti_RoPA.docx
@@ -295,7 +295,7 @@
                 <w:sz w:val="19"/>
                 <w:szCs w:val="19"/>
               </w:rPr>
-              <w:t xml:space="preserve">team.italia.projexa@gmail.com · [TELEFONO]</w:t>
+              <w:t xml:space="preserve">[EMAIL PRIVACY] (in attesa: team.italia.projexa@gmail.com) · [TELEFONO]</w:t>
             </w:r>
           </w:p>
         </w:tc>
@@ -403,7 +403,61 @@
                 <w:sz w:val="19"/>
                 <w:szCs w:val="19"/>
               </w:rPr>
-              <w:t xml:space="preserve">Per i dati che le aziende clienti inseriscono (loro clienti, contatti, progetti) Projexa agisce come responsabile del trattamento (art. 28) per conto dell'azienda cliente, titolare.</w:t>
+              <w:t xml:space="preserve">Per i dati che le aziende clienti inseriscono (loro clienti, contatti, progetti, riunioni) Projexa agisce come responsabile del trattamento (art. 28) per conto dell'azienda cliente, titolare.</w:t>
+            </w:r>
+          </w:p>
+        </w:tc>
+      </w:tr>
+      <w:tr>
+        <w:tc>
+          <w:tcPr>
+            <w:tcW w:type="dxa" w:w="2506"/>
+            <w:tcMar>
+              <w:top w:type="dxa" w:w="60"/>
+              <w:left w:type="dxa" w:w="90"/>
+              <w:bottom w:type="dxa" w:w="60"/>
+              <w:right w:type="dxa" w:w="90"/>
+            </w:tcMar>
+          </w:tcPr>
+          <w:p>
+            <w:pPr>
+              <w:spacing w:after="40"/>
+            </w:pPr>
+            <w:r>
+              <w:rPr>
+                <w:rFonts w:ascii="Calibri" w:cs="Calibri" w:eastAsia="Calibri" w:hAnsi="Calibri"/>
+                <w:b w:val="false"/>
+                <w:bCs w:val="false"/>
+                <w:sz w:val="19"/>
+                <w:szCs w:val="19"/>
+              </w:rPr>
+              <w:t xml:space="preserve">Sub-responsabili</w:t>
+            </w:r>
+          </w:p>
+        </w:tc>
+        <w:tc>
+          <w:tcPr>
+            <w:tcW w:type="dxa" w:w="7132"/>
+            <w:tcMar>
+              <w:top w:type="dxa" w:w="60"/>
+              <w:left w:type="dxa" w:w="90"/>
+              <w:bottom w:type="dxa" w:w="60"/>
+              <w:right w:type="dxa" w:w="90"/>
+            </w:tcMar>
+          </w:tcPr>
+          <w:p>
+            <w:pPr>
+              <w:spacing w:after="40"/>
+            </w:pPr>
+            <w:r>
+              <w:rPr>
+                <w:rFonts w:ascii="Calibri" w:cs="Calibri" w:eastAsia="Calibri" w:hAnsi="Calibri"/>
+                <w:b w:val="false"/>
+                <w:bCs w:val="false"/>
+                <w:sz w:val="19"/>
+                <w:szCs w:val="19"/>
+              </w:rPr>
+              <w:t xml:space="preserve">Vedi «Sub-responsabili e trasferimenti extra-UE».</w:t>
             </w:r>
           </w:p>
         </w:tc>
@@ -731,7 +785,7 @@
                 <w:sz w:val="19"/>
                 <w:szCs w:val="19"/>
               </w:rPr>
-              <w:t xml:space="preserve">Nome, cognome, email, impronta della password (bcrypt), ruolo, azienda, sessioni revocate, log di accesso (IP, data e ora, esito).</w:t>
+              <w:t xml:space="preserve">Nome, cognome, email, impronta della password (bcrypt), ruolo, azienda, identificativo dell'account Microsoft (se usato per l'accesso), sessioni revocate, log di accesso (IP, data e ora, esito).</w:t>
             </w:r>
           </w:p>
         </w:tc>
@@ -839,7 +893,7 @@
                 <w:sz w:val="19"/>
                 <w:szCs w:val="19"/>
               </w:rPr>
-              <w:t xml:space="preserve">Nessuno per l'hosting e lo staging; Google/Microsoft secondo le loro garanzie (SCC / Data Privacy Framework).</w:t>
+              <w:t xml:space="preserve">Nessuno per hosting e staging; Google/Microsoft: Data Privacy Framework / SCC.</w:t>
             </w:r>
           </w:p>
         </w:tc>
@@ -893,7 +947,7 @@
                 <w:sz w:val="19"/>
                 <w:szCs w:val="19"/>
               </w:rPr>
-              <w:t xml:space="preserve">Durata del rapporto; log di accesso 12 mesi; backup 30 giorni (giornalieri) e 12 mesi (mensili).</w:t>
+              <w:t xml:space="preserve">Durata del rapporto (cancellazione entro 30 giorni dalla richiesta); log di accesso 12 mesi; backup 30 giorni (giornalieri) e 12 mesi (mensili).</w:t>
             </w:r>
           </w:p>
         </w:tc>
@@ -947,7 +1001,7 @@
                 <w:sz w:val="19"/>
                 <w:szCs w:val="19"/>
               </w:rPr>
-              <w:t xml:space="preserve">HTTPS/TLS e HSTS; password bcrypt; sessione in cookie HttpOnly/Secure/SameSite=Strict con scadenza per inattività (2 h) e massima (24 h), revoca al logout; limiti ai tentativi di accesso per IP e per account; isolamento per azienda e per utente; ruoli; cifratura AES-256-GCM di token e campi sensibili; Content-Security-Policy; log di audit separato (accessi, variazioni prima/dopo); backup notturni cifrati in Italia.</w:t>
+              <w:t xml:space="preserve">HTTPS/TLS e HSTS; password bcrypt; sessione in cookie HttpOnly/Secure/SameSite=Strict con scadenza per inattività (2 h) e massima (24 h), revoca al logout; limiti ai tentativi di accesso per IP e per account; isolamento per azienda e per utente; ruoli; cifratura AES-256-GCM di token e campi con dati personali; Content-Security-Policy; log di audit separato (accessi, variazioni prima/dopo); backup notturni cifrati in Italia.</w:t>
             </w:r>
           </w:p>
         </w:tc>
@@ -972,7 +1026,7 @@
           <w:sz w:val="24"/>
           <w:szCs w:val="24"/>
         </w:rPr>
-        <w:t xml:space="preserve">2. Erogazione del servizio (clienti, progetti, attività, costi, riunioni)</w:t>
+        <w:t xml:space="preserve">2. Erogazione del servizio (clienti, progetti, attività, costi)</w:t>
       </w:r>
     </w:p>
     <w:tbl>
@@ -1317,7 +1371,7 @@
                 <w:sz w:val="19"/>
                 <w:szCs w:val="19"/>
               </w:rPr>
-              <w:t xml:space="preserve">Oracle Cloud; Atlassian (se Jira è collegato). Lo staging (Neon, UE) riceve solo una copia anonimizzata.</w:t>
+              <w:t xml:space="preserve">Oracle Cloud; Atlassian (se Jira è collegato). Staging Neon: solo copia anonimizzata.</w:t>
             </w:r>
           </w:p>
         </w:tc>
@@ -1371,7 +1425,7 @@
                 <w:sz w:val="19"/>
                 <w:szCs w:val="19"/>
               </w:rPr>
-              <w:t xml:space="preserve">Hosting in Italia, staging in UE; Atlassian: secondo l'istanza del cliente.</w:t>
+              <w:t xml:space="preserve">Nessuno per hosting e staging; Atlassian: secondo l'istanza del cliente.</w:t>
             </w:r>
           </w:p>
         </w:tc>
@@ -1425,7 +1479,7 @@
                 <w:sz w:val="19"/>
                 <w:szCs w:val="19"/>
               </w:rPr>
-              <w:t xml:space="preserve">Durata del rapporto con l'azienda cliente; poi cancellazione su richiesta. Storico delle variazioni 24 mesi.</w:t>
+              <w:t xml:space="preserve">Durata del contratto con l'azienda cliente; poi cancellazione o restituzione su istruzione. Storico delle variazioni 24 mesi.</w:t>
             </w:r>
           </w:p>
         </w:tc>
@@ -1479,7 +1533,7 @@
                 <w:sz w:val="19"/>
                 <w:szCs w:val="19"/>
               </w:rPr>
-              <w:t xml:space="preserve">HTTPS/TLS e HSTS; password bcrypt; sessione in cookie HttpOnly/Secure/SameSite=Strict con scadenza per inattività (2 h) e massima (24 h), revoca al logout; limiti ai tentativi di accesso per IP e per account; isolamento per azienda e per utente; ruoli; cifratura AES-256-GCM di token e campi sensibili; Content-Security-Policy; log di audit separato (accessi, variazioni prima/dopo); backup notturni cifrati in Italia.</w:t>
+              <w:t xml:space="preserve">HTTPS/TLS e HSTS; password bcrypt; sessione in cookie HttpOnly/Secure/SameSite=Strict con scadenza per inattività (2 h) e massima (24 h), revoca al logout; limiti ai tentativi di accesso per IP e per account; isolamento per azienda e per utente; ruoli; cifratura AES-256-GCM di token e campi con dati personali; Content-Security-Policy; log di audit separato (accessi, variazioni prima/dopo); backup notturni cifrati in Italia.</w:t>
             </w:r>
           </w:p>
         </w:tc>
@@ -1903,7 +1957,7 @@
                 <w:sz w:val="19"/>
                 <w:szCs w:val="19"/>
               </w:rPr>
-              <w:t xml:space="preserve">Database separato; l'applicazione può solo aggiungere e leggere; accesso alla consultazione riservato all'amministratore; ogni eliminazione manuale è registrata.</w:t>
+              <w:t xml:space="preserve">Database separato; l'applicazione può solo aggiungere e leggere; consultazione riservata all'amministratore; ogni eliminazione manuale è registrata.</w:t>
             </w:r>
           </w:p>
         </w:tc>
@@ -1928,7 +1982,7 @@
           <w:sz w:val="24"/>
           <w:szCs w:val="24"/>
         </w:rPr>
-        <w:t xml:space="preserve">4. Integrazioni calendario e email</w:t>
+        <w:t xml:space="preserve">4. Integrazioni calendario ed email di servizio</w:t>
       </w:r>
     </w:p>
     <w:tbl>
@@ -2111,7 +2165,7 @@
                 <w:sz w:val="19"/>
                 <w:szCs w:val="19"/>
               </w:rPr>
-              <w:t xml:space="preserve">Esecuzione del contratto / consenso al collegamento (6.1.a-b).</w:t>
+              <w:t xml:space="preserve">Esecuzione del contratto / richiesta dell'utente di collegare il servizio (6.1.a-b).</w:t>
             </w:r>
           </w:p>
         </w:tc>
@@ -2273,7 +2327,7 @@
                 <w:sz w:val="19"/>
                 <w:szCs w:val="19"/>
               </w:rPr>
-              <w:t xml:space="preserve">Secondo le garanzie di Google e Microsoft (SCC / Data Privacy Framework).</w:t>
+              <w:t xml:space="preserve">Data Privacy Framework / SCC. Nota: l'invio delle email da Gmail gratuito va sostituito (nessun DPA).</w:t>
             </w:r>
           </w:p>
         </w:tc>
@@ -2327,7 +2381,7 @@
                 <w:sz w:val="19"/>
                 <w:szCs w:val="19"/>
               </w:rPr>
-              <w:t xml:space="preserve">Gli eventi sono letti al momento; i token di collegamento finché l'utente non scollega.</w:t>
+              <w:t xml:space="preserve">Eventi letti al momento; token di collegamento finché l'utente non scollega.</w:t>
             </w:r>
           </w:p>
         </w:tc>
@@ -2381,7 +2435,7 @@
                 <w:sz w:val="19"/>
                 <w:szCs w:val="19"/>
               </w:rPr>
-              <w:t xml:space="preserve">OAuth 2.0 con autorizzazione dell'utente, token cifrati AES-256-GCM, revoca in qualsiasi momento.</w:t>
+              <w:t xml:space="preserve">OAuth 2.0, token cifrati AES-256-GCM, revoca in qualsiasi momento.</w:t>
             </w:r>
           </w:p>
         </w:tc>
@@ -2406,7 +2460,7 @@
           <w:sz w:val="24"/>
           <w:szCs w:val="24"/>
         </w:rPr>
-        <w:t xml:space="preserve">5. Registrazione, trascrizione delle riunioni e AI (richiede DPIA)</w:t>
+        <w:t xml:space="preserve">5. Registrazione, trascrizione delle riunioni e AI (DPIA)</w:t>
       </w:r>
     </w:p>
     <w:tbl>
@@ -2589,7 +2643,7 @@
                 <w:sz w:val="19"/>
                 <w:szCs w:val="19"/>
               </w:rPr>
-              <w:t xml:space="preserve">Consenso/informativa ai partecipanti prima della registrazione (6.1.a) — vedi DPIA.</w:t>
+              <w:t xml:space="preserve">Per conto dell'azienda cliente (titolare), con informazione preventiva ai partecipanti («Avviso ai partecipanti»); diritto di non essere registrati.</w:t>
             </w:r>
           </w:p>
         </w:tc>
@@ -2751,7 +2805,7 @@
                 <w:sz w:val="19"/>
                 <w:szCs w:val="19"/>
               </w:rPr>
-              <w:t xml:space="preserve">Trascrizione: sul server Projexa (nessun fornitore). AI per recap/documenti: modello locale sul server, oppure il fornitore scelto dall'utente (OpenAI, Anthropic, Google, Mistral) con la propria chiave.</w:t>
+              <w:t xml:space="preserve">Trascrizione: server Projexa (nessun fornitore). AI: modello locale oppure fornitore scelto (OpenAI, Anthropic, Google, Mistral). Assistente PM: Google Gemini in tempo reale, se attivato.</w:t>
             </w:r>
           </w:p>
         </w:tc>
@@ -2805,7 +2859,7 @@
                 <w:sz w:val="19"/>
                 <w:szCs w:val="19"/>
               </w:rPr>
-              <w:t xml:space="preserve">Solo se l'utente sceglie un fornitore di AI extra-UE: secondo le sue garanzie (SCC / DPF).</w:t>
+              <w:t xml:space="preserve">Solo con un fornitore di AI USA: Data Privacy Framework / SCC. Solo chiavi a pagamento per Gemini.</w:t>
             </w:r>
           </w:p>
         </w:tc>
@@ -2859,7 +2913,7 @@
                 <w:sz w:val="19"/>
                 <w:szCs w:val="19"/>
               </w:rPr>
-              <w:t xml:space="preserve">Audio cancellato subito dopo la trascrizione (residui entro poche ore); trascrizioni e recap per la durata del progetto o fino a cancellazione.</w:t>
+              <w:t xml:space="preserve">Audio cancellato subito dopo la trascrizione; trascrizioni e recap: 24 mesi dalla data della riunione (PROPOSTA da confermare), oppure prima su richiesta o alla chiusura del rapporto.</w:t>
             </w:r>
           </w:p>
         </w:tc>
@@ -2913,7 +2967,7 @@
                 <w:sz w:val="19"/>
                 <w:szCs w:val="19"/>
               </w:rPr>
-              <w:t xml:space="preserve">Trascrizione locale, cifratura dei recap, minimizzazione verso l'AI (es. Dossier senza anagrafica), revisione umana, accesso per utente.</w:t>
+              <w:t xml:space="preserve">Trascrizione locale, cifratura, minimizzazione verso l'AI, revisione umana, accesso per utente, condivisione della trascrizione solo tra partecipanti verificati dal calendario.</w:t>
             </w:r>
           </w:p>
         </w:tc>
@@ -2938,7 +2992,7 @@
           <w:sz w:val="24"/>
           <w:szCs w:val="24"/>
         </w:rPr>
-        <w:t xml:space="preserve">6. Import dei ticket di assistenza (MySupport)</w:t>
+        <w:t xml:space="preserve">6. Ticket di assistenza (MySupport)</w:t>
       </w:r>
     </w:p>
     <w:tbl>
@@ -3175,7 +3229,7 @@
                 <w:sz w:val="19"/>
                 <w:szCs w:val="19"/>
               </w:rPr>
-              <w:t xml:space="preserve">Codice ticket, cliente, procedura, stato, date, operatore.</w:t>
+              <w:t xml:space="preserve">Codice ticket, cliente, procedura, stato, date, operatore (cifrato).</w:t>
             </w:r>
           </w:p>
         </w:tc>
@@ -3337,7 +3391,7 @@
                 <w:sz w:val="19"/>
                 <w:szCs w:val="19"/>
               </w:rPr>
-              <w:t xml:space="preserve">Invio dal sistema aziendale con token dedicato per utente (solo impronta SHA-256 salvata), nessun file conservato sul server.</w:t>
+              <w:t xml:space="preserve">Invio dal sistema aziendale con token per utente (solo impronta salvata), valido solo finché l'utente appartiene all'azienda; limite di richieste.</w:t>
             </w:r>
           </w:p>
         </w:tc>

--- a/Documentazione/Legal/Registro_Trattamenti_RoPA.docx
+++ b/Documentazione/Legal/Registro_Trattamenti_RoPA.docx
@@ -61,7 +61,7 @@
           <w:sz w:val="21"/>
           <w:szCs w:val="21"/>
         </w:rPr>
-        <w:t xml:space="preserve">Versione del 17 ottobre 2026</w:t>
+        <w:t xml:space="preserve">Versione del 22 ottobre 2026</w:t>
       </w:r>
     </w:p>
     <w:p>
@@ -2805,7 +2805,7 @@
                 <w:sz w:val="19"/>
                 <w:szCs w:val="19"/>
               </w:rPr>
-              <w:t xml:space="preserve">Trascrizione: server Projexa (nessun fornitore). AI: modello locale oppure fornitore scelto (OpenAI, Anthropic, Google, Mistral). Assistente PM: Google Gemini in tempo reale, se attivato.</w:t>
+              <w:t xml:space="preserve">Trascrizione: server Projexa (nessun fornitore). AI: modello locale oppure fornitore scelto (OpenAI, Anthropic, Google, Mistral). Assistente PM: Google Gemini in tempo reale, se attivato. Verso i fornitori esterni il testo parte pseudonimizzato (Anonymization Layer).</w:t>
             </w:r>
           </w:p>
         </w:tc>
@@ -2967,7 +2967,7 @@
                 <w:sz w:val="19"/>
                 <w:szCs w:val="19"/>
               </w:rPr>
-              <w:t xml:space="preserve">Trascrizione locale, cifratura, minimizzazione verso l'AI, revisione umana, accesso per utente, condivisione della trascrizione solo tra partecipanti verificati dal calendario.</w:t>
+              <w:t xml:space="preserve">Trascrizione locale, cifratura, minimizzazione e pseudonimizzazione verso l'AI esterna (dati personali sostituiti da segnaposto, ripristinati solo sul server), revisione umana, accesso per utente, condivisione della trascrizione solo tra partecipanti verificati dal calendario.</w:t>
             </w:r>
           </w:p>
         </w:tc>

--- a/Documentazione/Legal/Registro_Trattamenti_RoPA.docx
+++ b/Documentazione/Legal/Registro_Trattamenti_RoPA.docx
@@ -61,7 +61,7 @@
           <w:sz w:val="21"/>
           <w:szCs w:val="21"/>
         </w:rPr>
-        <w:t xml:space="preserve">Versione del 22 ottobre 2026</w:t>
+        <w:t xml:space="preserve">Versione del 28 ottobre 2026</w:t>
       </w:r>
     </w:p>
     <w:p>
@@ -2751,7 +2751,7 @@
                 <w:sz w:val="19"/>
                 <w:szCs w:val="19"/>
               </w:rPr>
-              <w:t xml:space="preserve">Audio (temporaneo), trascrizione, recap, nominativi dei partecipanti.</w:t>
+              <w:t xml:space="preserve">Audio (temporaneo), trascrizione, recap, nominativi dei partecipanti, impronte vocali temporanee per distinguere i partecipanti (senza identificarli).</w:t>
             </w:r>
           </w:p>
         </w:tc>
@@ -2913,7 +2913,7 @@
                 <w:sz w:val="19"/>
                 <w:szCs w:val="19"/>
               </w:rPr>
-              <w:t xml:space="preserve">Audio cancellato subito dopo la trascrizione; trascrizioni e recap: 24 mesi dalla data della riunione (PROPOSTA da confermare), oppure prima su richiesta o alla chiusura del rapporto.</w:t>
+              <w:t xml:space="preserve">Audio cancellato subito dopo la trascrizione; impronte vocali cancellate entro 48 ore; trascrizioni e recap: 24 mesi dalla data della riunione (PROPOSTA da confermare), oppure prima su richiesta o alla chiusura del rapporto.</w:t>
             </w:r>
           </w:p>
         </w:tc>

--- a/Documentazione/Legal/Registro_Trattamenti_RoPA.docx
+++ b/Documentazione/Legal/Registro_Trattamenti_RoPA.docx
@@ -2805,7 +2805,7 @@
                 <w:sz w:val="19"/>
                 <w:szCs w:val="19"/>
               </w:rPr>
-              <w:t xml:space="preserve">Trascrizione: server Projexa (nessun fornitore). AI: modello locale oppure fornitore scelto (OpenAI, Anthropic, Google, Mistral). Assistente PM: Google Gemini in tempo reale, se attivato. Verso i fornitori esterni il testo parte pseudonimizzato (Anonymization Layer).</w:t>
+              <w:t xml:space="preserve">Trascrizione: server Projexa (nessun fornitore). AI: fornitore scelto (OpenAI, Anthropic, Google, Mistral). Assistente PM: Google Gemini in tempo reale, se attivato. Verso i fornitori esterni il testo parte pseudonimizzato (Anonymization Layer).</w:t>
             </w:r>
           </w:p>
         </w:tc>

--- a/Documentazione/Legal/Registro_Trattamenti_RoPA.docx
+++ b/Documentazione/Legal/Registro_Trattamenti_RoPA.docx
@@ -2805,7 +2805,7 @@
                 <w:sz w:val="19"/>
                 <w:szCs w:val="19"/>
               </w:rPr>
-              <w:t xml:space="preserve">Trascrizione: server Projexa (nessun fornitore). AI: fornitore scelto (OpenAI, Anthropic, Google, Mistral). Assistente PM: Google Gemini in tempo reale, se attivato. Verso i fornitori esterni il testo parte pseudonimizzato (Anonymization Layer).</w:t>
+              <w:t xml:space="preserve">Trascrizione: server Projexa (nessun fornitore). AI: fornitore scelto (OpenAI, Anthropic, Google, Mistral). Assistente PM: Google Gemini oppure OpenAI ChatGPT in tempo reale (solo audio, non anonimizzabile), se attivato. Verso i fornitori esterni il testo parte pseudonimizzato (Anonymization Layer).</w:t>
             </w:r>
           </w:p>
         </w:tc>
